--- a/Software Engineering 1/TS31_Statisfied_TA7_FourthTitleProposal_BAPTC.docx
+++ b/Software Engineering 1/TS31_Statisfied_TA7_FourthTitleProposal_BAPTC.docx
@@ -409,7 +409,7 @@
                 <w:rFonts w:cs="Times New Roman"/>
                 <w:b/>
               </w:rPr>
-              <w:t>Early Warning of Highland Vegetable Price Collapses at the Benguet Agri-Pinoy Trading Center: An Experimental Forecasting and Alert Approach</w:t>
+              <w:t>Experimental Early Warning of Highland Vegetable Price Collapses at the Benguet Agri-Pinoy Trading Center</w:t>
             </w:r>
           </w:p>
         </w:tc>
